--- a/assets/Andrea-Pardo-CV.docx
+++ b/assets/Andrea-Pardo-CV.docx
@@ -331,13 +331,7 @@
         </w:rPr>
       </w:pPr>
       <w:r>
-        <w:rPr>
-          <w:rFonts w:ascii="Calibri" w:cs="Calibri" w:eastAsia="Calibri" w:hAnsi="Calibri"/>
-          <w:sz w:val="20"/>
-          <w:szCs w:val="20"/>
-          <w:rtl w:val="0"/>
-        </w:rPr>
-        <w:t>I design and improve digital products, from focused fixes to bigger systems. I work across product strategy, UX and UI, turning complex requirements into clear, accessible and scalable experiences. My work includes responsive web and mobile, design systems, user research and testing, and working closely with product and engineering through delivery. My front-end background helps me understand technical constraints and design solutions that are realistic to build.</w:t>
+        <w:t>I design and improve digital products, from focused fixes to bigger systems. I have been working across design and front-end development since 2007, so I naturally think about the experience and how it will actually be built at the same time. Today I work across product strategy, UX and UI, including responsive web and mobile, design systems, accessibility, user research and testing, and delivery with product and engineering teams.</w:t>
       </w:r>
     </w:p>
     <w:p>
